--- a/contract/template/Ballroom_YEP_package2_lunch.docx
+++ b/contract/template/Ballroom_YEP_package2_lunch.docx
@@ -1,6 +1,6 @@
 
 <file path=word/document.xml><?xml version="1.0" encoding="utf-8"?>
-<w:document xmlns:wpc="http://schemas.microsoft.com/office/word/2010/wordprocessingCanvas" xmlns:cx="http://schemas.microsoft.com/office/drawing/2014/chartex" xmlns:cx1="http://schemas.microsoft.com/office/drawing/2015/9/8/chartex" xmlns:cx2="http://schemas.microsoft.com/office/drawing/2015/10/21/chartex" xmlns:cx3="http://schemas.microsoft.com/office/drawing/2016/5/9/chartex" xmlns:cx4="http://schemas.microsoft.com/office/drawing/2016/5/10/chartex" xmlns:cx5="http://schemas.microsoft.com/office/drawing/2016/5/11/chartex" xmlns:cx6="http://schemas.microsoft.com/office/drawing/2016/5/12/chartex" xmlns:cx7="http://schemas.microsoft.com/office/drawing/2016/5/13/chartex" xmlns:cx8="http://schemas.microsoft.com/office/drawing/2016/5/14/chartex" xmlns:mc="http://schemas.openxmlformats.org/markup-compatibility/2006" xmlns:aink="http://schemas.microsoft.com/office/drawing/2016/ink" xmlns:am3d="http://schemas.microsoft.com/office/drawing/2017/model3d" xmlns:o="urn:schemas-microsoft-com:office:office" xmlns:oel="http://schemas.microsoft.com/office/2019/extlst" xmlns:r="http://schemas.openxmlformats.org/officeDocument/2006/relationships" xmlns:m="http://schemas.openxmlformats.org/officeDocument/2006/math" xmlns:v="urn:schemas-microsoft-com:vml" xmlns:wp14="http://schemas.microsoft.com/office/word/2010/wordprocessingDrawing" xmlns:wp="http://schemas.openxmlformats.org/drawingml/2006/wordprocessingDrawing" xmlns:w10="urn:schemas-microsoft-com:office:word" xmlns:w="http://schemas.openxmlformats.org/wordprocessingml/2006/main" xmlns:w14="http://schemas.microsoft.com/office/word/2010/wordml" xmlns:w15="http://schemas.microsoft.com/office/word/2012/wordml" xmlns:w16cex="http://schemas.microsoft.com/office/word/2018/wordml/cex" xmlns:w16cid="http://schemas.microsoft.com/office/word/2016/wordml/cid" xmlns:w16="http://schemas.microsoft.com/office/word/2018/wordml" xmlns:w16du="http://schemas.microsoft.com/office/word/2023/wordml/word16du" xmlns:w16sdtdh="http://schemas.microsoft.com/office/word/2020/wordml/sdtdatahash" xmlns:w16sdtfl="http://schemas.microsoft.com/office/word/2024/wordml/sdtformatlock" xmlns:w16se="http://schemas.microsoft.com/office/word/2015/wordml/symex" xmlns:wpg="http://schemas.microsoft.com/office/word/2010/wordprocessingGroup" xmlns:wpi="http://schemas.microsoft.com/office/word/2010/wordprocessingInk" xmlns:wne="http://schemas.microsoft.com/office/word/2006/wordml" xmlns:wps="http://schemas.microsoft.com/office/word/2010/wordprocessingShape" mc:Ignorable="w14 w15 w16se w16cid w16 w16cex w16sdtdh w16sdtfl w16du wp14">
+<w:document xmlns:wpc="http://schemas.microsoft.com/office/word/2010/wordprocessingCanvas" xmlns:cx="http://schemas.microsoft.com/office/drawing/2014/chartex" xmlns:cx1="http://schemas.microsoft.com/office/drawing/2015/9/8/chartex" xmlns:cx2="http://schemas.microsoft.com/office/drawing/2015/10/21/chartex" xmlns:cx3="http://schemas.microsoft.com/office/drawing/2016/5/9/chartex" xmlns:cx4="http://schemas.microsoft.com/office/drawing/2016/5/10/chartex" xmlns:cx5="http://schemas.microsoft.com/office/drawing/2016/5/11/chartex" xmlns:cx6="http://schemas.microsoft.com/office/drawing/2016/5/12/chartex" xmlns:cx7="http://schemas.microsoft.com/office/drawing/2016/5/13/chartex" xmlns:cx8="http://schemas.microsoft.com/office/drawing/2016/5/14/chartex" xmlns:mc="http://schemas.openxmlformats.org/markup-compatibility/2006" xmlns:aink="http://schemas.microsoft.com/office/drawing/2016/ink" xmlns:am3d="http://schemas.microsoft.com/office/drawing/2017/model3d" xmlns:o="urn:schemas-microsoft-com:office:office" xmlns:r="http://schemas.openxmlformats.org/officeDocument/2006/relationships" xmlns:m="http://schemas.openxmlformats.org/officeDocument/2006/math" xmlns:v="urn:schemas-microsoft-com:vml" xmlns:wp14="http://schemas.microsoft.com/office/word/2010/wordprocessingDrawing" xmlns:wp="http://schemas.openxmlformats.org/drawingml/2006/wordprocessingDrawing" xmlns:w10="urn:schemas-microsoft-com:office:word" xmlns:w="http://schemas.openxmlformats.org/wordprocessingml/2006/main" xmlns:w14="http://schemas.microsoft.com/office/word/2010/wordml" xmlns:w15="http://schemas.microsoft.com/office/word/2012/wordml" xmlns:w16cex="http://schemas.microsoft.com/office/word/2018/wordml/cex" xmlns:w16cid="http://schemas.microsoft.com/office/word/2016/wordml/cid" xmlns:w16="http://schemas.microsoft.com/office/word/2018/wordml" xmlns:w16sdtdh="http://schemas.microsoft.com/office/word/2020/wordml/sdtdatahash" xmlns:w16se="http://schemas.microsoft.com/office/word/2015/wordml/symex" xmlns:wpg="http://schemas.microsoft.com/office/word/2010/wordprocessingGroup" xmlns:wpi="http://schemas.microsoft.com/office/word/2010/wordprocessingInk" xmlns:wne="http://schemas.microsoft.com/office/word/2006/wordml" xmlns:wps="http://schemas.microsoft.com/office/word/2010/wordprocessingShape" mc:Ignorable="w14 w15 w16se w16cid w16 w16cex w16sdtdh wp14">
   <w:body>
     <w:p>
       <w:pPr>
@@ -2614,12 +2614,36 @@
       </w:pPr>
       <w:r>
         <w:rPr>
-          <w:rFonts w:asciiTheme="minorHAnsi" w:hAnsiTheme="minorHAnsi" w:cstheme="minorHAnsi"/>
-          <w:b/>
-          <w:bCs/>
-          <w:szCs w:val="22"/>
-        </w:rPr>
-        <w:t>TEL/ Điện thoại</w:t>
+          <w:rFonts w:asciiTheme="minorHAnsi" w:eastAsia="Calibri" w:hAnsiTheme="minorHAnsi" w:cstheme="minorHAnsi"/>
+          <w:b/>
+          <w:bCs/>
+          <w:sz w:val="23"/>
+          <w:szCs w:val="23"/>
+          <w:lang w:bidi="th-TH"/>
+        </w:rPr>
+        <w:t>TEL</w:t>
+      </w:r>
+      <w:r>
+        <w:rPr>
+          <w:rFonts w:asciiTheme="minorHAnsi" w:hAnsiTheme="minorHAnsi" w:cstheme="minorHAnsi"/>
+          <w:b/>
+          <w:bCs/>
+          <w:szCs w:val="22"/>
+        </w:rPr>
+        <w:t xml:space="preserve">/ </w:t>
+      </w:r>
+      <w:r>
+        <w:rPr>
+          <w:rFonts w:asciiTheme="minorHAnsi" w:eastAsia="Calibri" w:hAnsiTheme="minorHAnsi" w:cstheme="minorHAnsi"/>
+          <w:b/>
+          <w:bCs/>
+          <w:i/>
+          <w:iCs/>
+          <w:sz w:val="23"/>
+          <w:szCs w:val="23"/>
+          <w:lang w:val="vi-VN" w:bidi="th-TH"/>
+        </w:rPr>
+        <w:t>Điện thoại</w:t>
       </w:r>
       <w:r>
         <w:rPr>
@@ -2928,7 +2952,7 @@
           <w:bCs/>
           <w:szCs w:val="22"/>
         </w:rPr>
-        <w:object w:dxaOrig="12047" w:dyaOrig="5568" w14:anchorId="237D2B05">
+        <w:object w:dxaOrig="13805" w:dyaOrig="4408" w14:anchorId="237D2B05">
           <v:shapetype id="_x0000_t75" coordsize="21600,21600" o:spt="75" o:preferrelative="t" path="m@4@5l@4@11@9@11@9@5xe" filled="f" stroked="f">
             <v:stroke joinstyle="miter"/>
             <v:formulas>
@@ -2948,10 +2972,10 @@
             <v:path o:extrusionok="f" gradientshapeok="t" o:connecttype="rect"/>
             <o:lock v:ext="edit" aspectratio="t"/>
           </v:shapetype>
-          <v:shape id="_x0000_i1028" type="#_x0000_t75" style="width:414.75pt;height:196.5pt" o:ole="">
+          <v:shape id="_x0000_i1033" type="#_x0000_t75" style="width:475.5pt;height:155.25pt" o:ole="">
             <v:imagedata r:id="rId13" o:title=""/>
           </v:shape>
-          <o:OLEObject Type="Embed" ProgID="Excel.Sheet.12" ShapeID="_x0000_i1028" DrawAspect="Content" ObjectID="_1848909853" r:id="rId14"/>
+          <o:OLEObject Type="Embed" ProgID="Excel.Sheet.12" ShapeID="_x0000_i1033" DrawAspect="Content" ObjectID="_1851946393" r:id="rId14"/>
         </w:object>
       </w:r>
     </w:p>
@@ -2993,7 +3017,16 @@
           <w:bCs/>
           <w:szCs w:val="22"/>
         </w:rPr>
-        <w:t xml:space="preserve"> 1</w:t>
+        <w:t xml:space="preserve"> </w:t>
+      </w:r>
+      <w:r>
+        <w:rPr>
+          <w:rFonts w:asciiTheme="minorHAnsi" w:hAnsiTheme="minorHAnsi" w:cstheme="minorHAnsi"/>
+          <w:b/>
+          <w:bCs/>
+          <w:szCs w:val="22"/>
+        </w:rPr>
+        <w:t>2</w:t>
       </w:r>
       <w:r>
         <w:rPr>
@@ -3057,7 +3090,7 @@
           <w:iCs/>
           <w:szCs w:val="22"/>
         </w:rPr>
-        <w:t>1</w:t>
+        <w:t>2</w:t>
       </w:r>
       <w:r>
         <w:rPr>
@@ -3105,6 +3138,7 @@
           <w:rFonts w:asciiTheme="minorHAnsi" w:hAnsiTheme="minorHAnsi" w:cstheme="minorHAnsi"/>
           <w:szCs w:val="22"/>
         </w:rPr>
+        <w:lastRenderedPageBreak/>
         <w:t xml:space="preserve">Usage of </w:t>
       </w:r>
       <w:r>
@@ -3337,7 +3371,15 @@
           <w:szCs w:val="22"/>
           <w:lang w:val="en-US" w:bidi="ar-SA"/>
         </w:rPr>
-        <w:t xml:space="preserve"> of package 1</w:t>
+        <w:t xml:space="preserve"> of package </w:t>
+      </w:r>
+      <w:r>
+        <w:rPr>
+          <w:rFonts w:asciiTheme="minorHAnsi" w:hAnsiTheme="minorHAnsi" w:cstheme="minorHAnsi"/>
+          <w:szCs w:val="22"/>
+          <w:lang w:val="en-US" w:bidi="ar-SA"/>
+        </w:rPr>
+        <w:t>2</w:t>
       </w:r>
     </w:p>
     <w:p>
@@ -3376,7 +3418,17 @@
           <w:szCs w:val="22"/>
           <w:lang w:val="en-US" w:bidi="ar-SA"/>
         </w:rPr>
-        <w:t xml:space="preserve"> của gói 1</w:t>
+        <w:t xml:space="preserve"> của gói </w:t>
+      </w:r>
+      <w:r>
+        <w:rPr>
+          <w:rFonts w:asciiTheme="minorHAnsi" w:hAnsiTheme="minorHAnsi" w:cstheme="minorHAnsi"/>
+          <w:i/>
+          <w:iCs/>
+          <w:szCs w:val="22"/>
+          <w:lang w:val="en-US" w:bidi="ar-SA"/>
+        </w:rPr>
+        <w:t>2</w:t>
       </w:r>
     </w:p>
     <w:p>
@@ -3473,6 +3525,204 @@
           <w:lang w:val="en-US" w:bidi="ar-SA"/>
         </w:rPr>
         <w:t>Miễn phí màn hình LED (đi kèm 01 nhân viên kỹ thuật hỗ trợ)</w:t>
+      </w:r>
+    </w:p>
+    <w:p>
+      <w:pPr>
+        <w:pStyle w:val="ListParagraph"/>
+        <w:numPr>
+          <w:ilvl w:val="0"/>
+          <w:numId w:val="36"/>
+        </w:numPr>
+        <w:spacing w:after="0" w:line="240" w:lineRule="auto"/>
+        <w:ind w:left="720"/>
+        <w:jc w:val="both"/>
+        <w:rPr>
+          <w:rFonts w:eastAsia="Times New Roman" w:cs="Times New Roman"/>
+          <w:iCs/>
+          <w:szCs w:val="22"/>
+          <w:lang w:val="en-US" w:bidi="ar-SA"/>
+        </w:rPr>
+      </w:pPr>
+      <w:r>
+        <w:rPr>
+          <w:rFonts w:eastAsia="Times New Roman" w:cs="Times New Roman"/>
+          <w:iCs/>
+          <w:szCs w:val="22"/>
+          <w:lang w:val="en-US" w:bidi="ar-SA"/>
+        </w:rPr>
+        <w:t>Print Backdrop for photo shooting (H3.0 x W5.0), designed by guest</w:t>
+      </w:r>
+    </w:p>
+    <w:p>
+      <w:pPr>
+        <w:spacing w:after="0" w:line="240" w:lineRule="auto"/>
+        <w:rPr>
+          <w:rFonts w:eastAsia="Times New Roman" w:cs="Times New Roman"/>
+          <w:i/>
+          <w:szCs w:val="22"/>
+          <w:lang w:val="en-US" w:bidi="ar-SA"/>
+        </w:rPr>
+      </w:pPr>
+      <w:r>
+        <w:rPr>
+          <w:rFonts w:eastAsia="Times New Roman" w:cs="Times New Roman"/>
+          <w:i/>
+          <w:szCs w:val="22"/>
+          <w:lang w:val="en-US" w:bidi="ar-SA"/>
+        </w:rPr>
+        <w:t xml:space="preserve">       </w:t>
+      </w:r>
+      <w:r>
+        <w:rPr>
+          <w:rFonts w:eastAsia="Times New Roman" w:cs="Times New Roman"/>
+          <w:i/>
+          <w:szCs w:val="22"/>
+          <w:lang w:val="en-US" w:bidi="ar-SA"/>
+        </w:rPr>
+        <w:t>In ấn phông chụp ảnh (Cao 3,0m × Rộng 5,0m), thiết kế bởi khách hàng.</w:t>
+      </w:r>
+    </w:p>
+    <w:p>
+      <w:pPr>
+        <w:pStyle w:val="ListParagraph"/>
+        <w:numPr>
+          <w:ilvl w:val="0"/>
+          <w:numId w:val="36"/>
+        </w:numPr>
+        <w:spacing w:after="0" w:line="240" w:lineRule="auto"/>
+        <w:ind w:left="630" w:hanging="270"/>
+        <w:rPr>
+          <w:rFonts w:eastAsia="Times New Roman" w:cs="Times New Roman"/>
+          <w:i/>
+          <w:szCs w:val="22"/>
+          <w:lang w:val="en-US" w:bidi="ar-SA"/>
+        </w:rPr>
+      </w:pPr>
+      <w:r>
+        <w:rPr>
+          <w:rFonts w:asciiTheme="minorHAnsi" w:hAnsiTheme="minorHAnsi" w:cstheme="minorHAnsi"/>
+          <w:szCs w:val="22"/>
+        </w:rPr>
+        <w:t>Offer 5</w:t>
+      </w:r>
+      <w:r>
+        <w:rPr>
+          <w:rFonts w:asciiTheme="minorHAnsi" w:hAnsiTheme="minorHAnsi" w:cstheme="minorHAnsi"/>
+          <w:szCs w:val="22"/>
+        </w:rPr>
+        <w:t xml:space="preserve">0% </w:t>
+      </w:r>
+      <w:r>
+        <w:rPr>
+          <w:rFonts w:asciiTheme="minorHAnsi" w:hAnsiTheme="minorHAnsi" w:cstheme="minorHAnsi"/>
+          <w:szCs w:val="22"/>
+        </w:rPr>
+        <w:t>off</w:t>
+      </w:r>
+      <w:r>
+        <w:rPr>
+          <w:rFonts w:asciiTheme="minorHAnsi" w:hAnsiTheme="minorHAnsi" w:cstheme="minorHAnsi"/>
+          <w:szCs w:val="22"/>
+        </w:rPr>
+        <w:t xml:space="preserve"> on</w:t>
+      </w:r>
+      <w:r>
+        <w:rPr>
+          <w:rFonts w:asciiTheme="minorHAnsi" w:hAnsiTheme="minorHAnsi" w:cstheme="minorHAnsi"/>
+          <w:szCs w:val="22"/>
+        </w:rPr>
+        <w:t xml:space="preserve"> sound &amp; light system premium for performance</w:t>
+      </w:r>
+    </w:p>
+    <w:p>
+      <w:pPr>
+        <w:spacing w:after="0" w:line="240" w:lineRule="auto"/>
+        <w:rPr>
+          <w:rFonts w:asciiTheme="minorHAnsi" w:hAnsiTheme="minorHAnsi" w:cstheme="minorHAnsi"/>
+          <w:i/>
+          <w:iCs/>
+          <w:szCs w:val="22"/>
+        </w:rPr>
+      </w:pPr>
+      <w:r>
+        <w:rPr>
+          <w:rFonts w:asciiTheme="minorHAnsi" w:hAnsiTheme="minorHAnsi" w:cstheme="minorHAnsi"/>
+          <w:i/>
+          <w:iCs/>
+          <w:szCs w:val="22"/>
+        </w:rPr>
+        <w:t xml:space="preserve">       Ưu đãi giảm 50% cho hệ thống âm thanh ánh sáng cao cấp cho biểu diễn</w:t>
+      </w:r>
+    </w:p>
+    <w:p>
+      <w:pPr>
+        <w:pStyle w:val="ListParagraph"/>
+        <w:numPr>
+          <w:ilvl w:val="3"/>
+          <w:numId w:val="35"/>
+        </w:numPr>
+        <w:shd w:val="clear" w:color="auto" w:fill="FFFFFF"/>
+        <w:spacing w:after="0" w:line="240" w:lineRule="auto"/>
+        <w:ind w:left="540" w:hanging="270"/>
+        <w:jc w:val="both"/>
+        <w:textAlignment w:val="baseline"/>
+        <w:rPr>
+          <w:rFonts w:asciiTheme="minorHAnsi" w:hAnsiTheme="minorHAnsi" w:cstheme="minorHAnsi"/>
+          <w:szCs w:val="22"/>
+        </w:rPr>
+      </w:pPr>
+      <w:r>
+        <w:rPr>
+          <w:rFonts w:asciiTheme="minorHAnsi" w:hAnsiTheme="minorHAnsi" w:cstheme="minorHAnsi"/>
+          <w:szCs w:val="22"/>
+        </w:rPr>
+        <w:t>Offer 5</w:t>
+      </w:r>
+      <w:r>
+        <w:rPr>
+          <w:rFonts w:asciiTheme="minorHAnsi" w:hAnsiTheme="minorHAnsi" w:cstheme="minorHAnsi"/>
+          <w:szCs w:val="22"/>
+        </w:rPr>
+        <w:t xml:space="preserve">0% </w:t>
+      </w:r>
+      <w:r>
+        <w:rPr>
+          <w:rFonts w:asciiTheme="minorHAnsi" w:hAnsiTheme="minorHAnsi" w:cstheme="minorHAnsi"/>
+          <w:szCs w:val="22"/>
+        </w:rPr>
+        <w:t>off</w:t>
+      </w:r>
+      <w:r>
+        <w:rPr>
+          <w:rFonts w:asciiTheme="minorHAnsi" w:hAnsiTheme="minorHAnsi" w:cstheme="minorHAnsi"/>
+          <w:szCs w:val="22"/>
+        </w:rPr>
+        <w:t xml:space="preserve"> on corkage charge</w:t>
+      </w:r>
+    </w:p>
+    <w:p>
+      <w:pPr>
+        <w:shd w:val="clear" w:color="auto" w:fill="FFFFFF"/>
+        <w:spacing w:after="0" w:line="240" w:lineRule="auto"/>
+        <w:ind w:left="270"/>
+        <w:jc w:val="both"/>
+        <w:textAlignment w:val="baseline"/>
+        <w:rPr>
+          <w:rFonts w:asciiTheme="minorHAnsi" w:hAnsiTheme="minorHAnsi" w:cstheme="minorHAnsi"/>
+          <w:i/>
+          <w:iCs/>
+          <w:szCs w:val="22"/>
+        </w:rPr>
+      </w:pPr>
+      <w:r>
+        <w:rPr>
+          <w:rFonts w:asciiTheme="minorHAnsi" w:hAnsiTheme="minorHAnsi" w:cstheme="minorHAnsi"/>
+          <w:i/>
+          <w:iCs/>
+          <w:szCs w:val="22"/>
+        </w:rPr>
+        <w:t>Ưu đãi giảm 50% cho đồ uống mang vào</w:t>
       </w:r>
     </w:p>
     <w:p>
@@ -3744,55 +3994,6 @@
           <w:szCs w:val="22"/>
         </w:rPr>
         <w:t>Bãi đỗ xe ô tô (Miễn phí: 04 ô tô và toàn bộ xe máy)/ngày. Chi phí khác phát sinh sẽ bị tính phí bởi tòa nhà IDMC</w:t>
-      </w:r>
-    </w:p>
-    <w:p>
-      <w:pPr>
-        <w:pStyle w:val="ListParagraph"/>
-        <w:numPr>
-          <w:ilvl w:val="3"/>
-          <w:numId w:val="35"/>
-        </w:numPr>
-        <w:shd w:val="clear" w:color="auto" w:fill="FFFFFF"/>
-        <w:spacing w:after="0" w:line="240" w:lineRule="auto"/>
-        <w:ind w:left="540" w:hanging="270"/>
-        <w:jc w:val="both"/>
-        <w:textAlignment w:val="baseline"/>
-        <w:rPr>
-          <w:rFonts w:asciiTheme="minorHAnsi" w:hAnsiTheme="minorHAnsi" w:cstheme="minorHAnsi"/>
-          <w:szCs w:val="22"/>
-        </w:rPr>
-      </w:pPr>
-      <w:r>
-        <w:rPr>
-          <w:rFonts w:asciiTheme="minorHAnsi" w:hAnsiTheme="minorHAnsi" w:cstheme="minorHAnsi"/>
-          <w:szCs w:val="22"/>
-        </w:rPr>
-        <w:t>30% Discount on corkage charge</w:t>
-      </w:r>
-    </w:p>
-    <w:p>
-      <w:pPr>
-        <w:shd w:val="clear" w:color="auto" w:fill="FFFFFF"/>
-        <w:spacing w:after="0" w:line="240" w:lineRule="auto"/>
-        <w:ind w:left="270"/>
-        <w:jc w:val="both"/>
-        <w:textAlignment w:val="baseline"/>
-        <w:rPr>
-          <w:rFonts w:asciiTheme="minorHAnsi" w:hAnsiTheme="minorHAnsi" w:cstheme="minorHAnsi"/>
-          <w:i/>
-          <w:iCs/>
-          <w:szCs w:val="22"/>
-        </w:rPr>
-      </w:pPr>
-      <w:r>
-        <w:rPr>
-          <w:rFonts w:asciiTheme="minorHAnsi" w:hAnsiTheme="minorHAnsi" w:cstheme="minorHAnsi"/>
-          <w:i/>
-          <w:iCs/>
-          <w:szCs w:val="22"/>
-        </w:rPr>
-        <w:t>Ưu đãi giảm 30% cho đồ uống mang vào</w:t>
       </w:r>
     </w:p>
     <w:p>
@@ -3940,7 +4141,6 @@
           <w:szCs w:val="23"/>
           <w:lang w:val="en-US"/>
         </w:rPr>
-        <w:lastRenderedPageBreak/>
         <w:t xml:space="preserve">The final charge will be based on the final guaranteed number or the actual one, whichever is higher. To assure the best service, Party B must provide the final guaranteed number of attendees to Party A at least three (03) days prior to the function date, but the variance should not be over </w:t>
       </w:r>
       <w:r>
@@ -4131,6 +4331,7 @@
           <w:szCs w:val="23"/>
           <w:lang w:val="en-US"/>
         </w:rPr>
+        <w:lastRenderedPageBreak/>
         <w:t>Party A requires Party B to provide detailed information relating to the type of event at least 05 days prior to the date of the event. It is an offence to organize, promote or host theme events that contravene local law, such as events related to gambling, unlawful solicitation, sale of contraband, etc. In the event of ambiguity as to the legality of such event themes, the event organizer owns the responsibility of seeking approval from respective government agencies. Where necessary, a copy of such approved and official documentation must be submitted to Party A at least five (05) days prior to the date of the event. Party A reserves the right to refuse service those unclear themes of event for the aforesaid reasons and at any time.</w:t>
       </w:r>
     </w:p>
@@ -4478,7 +4679,6 @@
                 <w:sz w:val="23"/>
                 <w:szCs w:val="23"/>
               </w:rPr>
-              <w:lastRenderedPageBreak/>
               <w:t>Tên ng</w:t>
             </w:r>
             <w:r>
@@ -4971,6 +5171,7 @@
           <w:szCs w:val="23"/>
           <w:lang w:val="en-US"/>
         </w:rPr>
+        <w:lastRenderedPageBreak/>
         <w:t xml:space="preserve">Bất kỳ yêu cầu xuất hoá đơn đặc biệt nào của Bên A phải được thông báo cho Bên B trước ngày sự kiện. </w:t>
       </w:r>
     </w:p>
@@ -5067,10 +5268,10 @@
           <w:lang w:val="vi-VN"/>
         </w:rPr>
         <w:object w:dxaOrig="11012" w:dyaOrig="2788" w14:anchorId="5E6183D7">
-          <v:shape id="_x0000_i1030" type="#_x0000_t75" style="width:484.5pt;height:121.5pt" o:ole="">
+          <v:shape id="_x0000_i1026" type="#_x0000_t75" style="width:484.5pt;height:121.5pt" o:ole="">
             <v:imagedata r:id="rId15" o:title=""/>
           </v:shape>
-          <o:OLEObject Type="Embed" ProgID="Excel.Sheet.12" ShapeID="_x0000_i1030" DrawAspect="Content" ObjectID="_1848909854" r:id="rId16"/>
+          <o:OLEObject Type="Embed" ProgID="Excel.Sheet.12" ShapeID="_x0000_i1026" DrawAspect="Content" ObjectID="_1851946394" r:id="rId16"/>
         </w:object>
       </w:r>
     </w:p>
@@ -5764,7 +5965,6 @@
                 <w:sz w:val="23"/>
                 <w:szCs w:val="23"/>
               </w:rPr>
-              <w:lastRenderedPageBreak/>
               <w:t>Swift code</w:t>
             </w:r>
           </w:p>
@@ -6173,6 +6373,7 @@
                 <w:sz w:val="23"/>
                 <w:szCs w:val="23"/>
               </w:rPr>
+              <w:lastRenderedPageBreak/>
               <w:t xml:space="preserve">Tính phí </w:t>
             </w:r>
             <w:r>
@@ -6228,6 +6429,7 @@
           <w:u w:val="single"/>
           <w:lang w:val="en-US"/>
         </w:rPr>
+        <w:lastRenderedPageBreak/>
         <w:t>IV. TERMS &amp; CONDITIONS</w:t>
       </w:r>
       <w:r>
@@ -6582,7 +6784,6 @@
           <w:szCs w:val="23"/>
           <w:lang w:val="en-US"/>
         </w:rPr>
-        <w:lastRenderedPageBreak/>
         <w:t xml:space="preserve">Bên B có trách nhiệm bố trí Nhân viên giám sát, kiểm tra và xác nhận toàn bộ dịch vụ đã sử dụng ngay khi hội nghị kết thúc. </w:t>
       </w:r>
     </w:p>
@@ -6729,6 +6930,7 @@
           <w:sz w:val="23"/>
           <w:szCs w:val="23"/>
         </w:rPr>
+        <w:lastRenderedPageBreak/>
         <w:t>Specific venue has been all allocated for your group functions (See Function Arrangements). Should the meeting requirements change in any way, the hotel reserves the right to assign space which will best suit the organizer’s requirements</w:t>
       </w:r>
     </w:p>
@@ -6931,7 +7133,6 @@
           <w:szCs w:val="23"/>
           <w:lang w:val="en-US"/>
         </w:rPr>
-        <w:lastRenderedPageBreak/>
         <w:t>Khách sạn có thể tính một khoản phí tương đương nếu nhu cầu sử dụng điện của khách hàng vượt quá mức thông thường.</w:t>
       </w:r>
     </w:p>
@@ -7160,6 +7361,7 @@
           <w:szCs w:val="23"/>
           <w:lang w:val="en-US"/>
         </w:rPr>
+        <w:lastRenderedPageBreak/>
         <w:t>Outdoor banners or backdrops are not allowed to be hung anywhere around the hotel premised unless having pre-arrangement with hotel. The outdoor banners or backdrops must be removed immediately at the end of the function.</w:t>
       </w:r>
     </w:p>
@@ -7549,7 +7751,6 @@
           <w:szCs w:val="23"/>
           <w:lang w:val="en-US"/>
         </w:rPr>
-        <w:lastRenderedPageBreak/>
         <w:t>All the final requirements such as: menu, beverage arrangements, set up, Audio-visual requirements, entertainment, starting and finishing times…must be confirmed 0</w:t>
       </w:r>
       <w:r>
@@ -7727,6 +7928,7 @@
           <w:szCs w:val="23"/>
           <w:lang w:val="vi-VN"/>
         </w:rPr>
+        <w:lastRenderedPageBreak/>
         <w:t xml:space="preserve">Khách hàng sẽ bắt đầu và kết thúc sự kiện của mình và rời khỏi khu vực khách sạn theo như lịch trình đã được thống nhất phía trên. Trong trường hợp, sự kiện kéo dài lâu hơn so với thời gian dự kiện, Khách sạn được quyền tính phí cho mỗi giờ hoặc mỗi phần của khách sạn được trưng dụng. </w:t>
       </w:r>
     </w:p>
@@ -8031,17 +8233,7 @@
           <w:szCs w:val="23"/>
           <w:lang w:val="en-US"/>
         </w:rPr>
-        <w:t xml:space="preserve"> room found to have guests smoking in. Sufficient evidence can be the smell of the smoke. This charge will be applied to the </w:t>
-      </w:r>
-      <w:r>
-        <w:rPr>
-          <w:rFonts w:asciiTheme="minorHAnsi" w:hAnsiTheme="minorHAnsi" w:cstheme="minorHAnsi"/>
-          <w:sz w:val="23"/>
-          <w:szCs w:val="23"/>
-          <w:lang w:val="en-US"/>
-        </w:rPr>
-        <w:lastRenderedPageBreak/>
-        <w:t>Master Account in the scenario that the registered guest does not pay. Any damages found as a result of smoking will be charged to the cost of repair paid by Party B.</w:t>
+        <w:t xml:space="preserve"> room found to have guests smoking in. Sufficient evidence can be the smell of the smoke. This charge will be applied to the Master Account in the scenario that the registered guest does not pay. Any damages found as a result of smoking will be charged to the cost of repair paid by Party B.</w:t>
       </w:r>
     </w:p>
     <w:p>
@@ -8150,6 +8342,7 @@
           <w:sz w:val="23"/>
           <w:szCs w:val="23"/>
         </w:rPr>
+        <w:lastRenderedPageBreak/>
         <w:t xml:space="preserve">Force Majeure: Either party shall be relieved of its obligations hereunder in the event and to the extend its performance of this Agreement is delayed or prevented in whole or in part by cause beyond its control, including, without limitation, Acts of God, </w:t>
       </w:r>
       <w:r>
@@ -8553,6 +8746,7 @@
           <w:sz w:val="23"/>
           <w:szCs w:val="23"/>
         </w:rPr>
+        <w:lastRenderedPageBreak/>
         <w:t>Mất điện, mất hệ thống liên lạc, hỏng hóc máy móc hoặc phương tiện, mặc định của nhà cung cấp hoặc nhà thầu phụ;</w:t>
       </w:r>
     </w:p>
@@ -9204,6 +9398,7 @@
                 <w:u w:val="single"/>
                 <w:lang w:val="en-US"/>
               </w:rPr>
+              <w:lastRenderedPageBreak/>
               <w:t>ON BEHALF OF PARTY A /</w:t>
             </w:r>
             <w:r>
@@ -10086,7 +10281,7 @@
 </file>
 
 <file path=word/endnotes.xml><?xml version="1.0" encoding="utf-8"?>
-<w:endnotes xmlns:wpc="http://schemas.microsoft.com/office/word/2010/wordprocessingCanvas" xmlns:cx="http://schemas.microsoft.com/office/drawing/2014/chartex" xmlns:cx1="http://schemas.microsoft.com/office/drawing/2015/9/8/chartex" xmlns:cx2="http://schemas.microsoft.com/office/drawing/2015/10/21/chartex" xmlns:cx3="http://schemas.microsoft.com/office/drawing/2016/5/9/chartex" xmlns:cx4="http://schemas.microsoft.com/office/drawing/2016/5/10/chartex" xmlns:cx5="http://schemas.microsoft.com/office/drawing/2016/5/11/chartex" xmlns:cx6="http://schemas.microsoft.com/office/drawing/2016/5/12/chartex" xmlns:cx7="http://schemas.microsoft.com/office/drawing/2016/5/13/chartex" xmlns:cx8="http://schemas.microsoft.com/office/drawing/2016/5/14/chartex" xmlns:mc="http://schemas.openxmlformats.org/markup-compatibility/2006" xmlns:aink="http://schemas.microsoft.com/office/drawing/2016/ink" xmlns:am3d="http://schemas.microsoft.com/office/drawing/2017/model3d" xmlns:o="urn:schemas-microsoft-com:office:office" xmlns:oel="http://schemas.microsoft.com/office/2019/extlst" xmlns:r="http://schemas.openxmlformats.org/officeDocument/2006/relationships" xmlns:m="http://schemas.openxmlformats.org/officeDocument/2006/math" xmlns:v="urn:schemas-microsoft-com:vml" xmlns:wp14="http://schemas.microsoft.com/office/word/2010/wordprocessingDrawing" xmlns:wp="http://schemas.openxmlformats.org/drawingml/2006/wordprocessingDrawing" xmlns:w10="urn:schemas-microsoft-com:office:word" xmlns:w="http://schemas.openxmlformats.org/wordprocessingml/2006/main" xmlns:w14="http://schemas.microsoft.com/office/word/2010/wordml" xmlns:w15="http://schemas.microsoft.com/office/word/2012/wordml" xmlns:w16cex="http://schemas.microsoft.com/office/word/2018/wordml/cex" xmlns:w16cid="http://schemas.microsoft.com/office/word/2016/wordml/cid" xmlns:w16="http://schemas.microsoft.com/office/word/2018/wordml" xmlns:w16du="http://schemas.microsoft.com/office/word/2023/wordml/word16du" xmlns:w16sdtdh="http://schemas.microsoft.com/office/word/2020/wordml/sdtdatahash" xmlns:w16sdtfl="http://schemas.microsoft.com/office/word/2024/wordml/sdtformatlock" xmlns:w16se="http://schemas.microsoft.com/office/word/2015/wordml/symex" xmlns:wpg="http://schemas.microsoft.com/office/word/2010/wordprocessingGroup" xmlns:wpi="http://schemas.microsoft.com/office/word/2010/wordprocessingInk" xmlns:wne="http://schemas.microsoft.com/office/word/2006/wordml" xmlns:wps="http://schemas.microsoft.com/office/word/2010/wordprocessingShape" mc:Ignorable="w14 w15 w16se w16cid w16 w16cex w16sdtdh w16sdtfl w16du wp14">
+<w:endnotes xmlns:wpc="http://schemas.microsoft.com/office/word/2010/wordprocessingCanvas" xmlns:cx="http://schemas.microsoft.com/office/drawing/2014/chartex" xmlns:cx1="http://schemas.microsoft.com/office/drawing/2015/9/8/chartex" xmlns:cx2="http://schemas.microsoft.com/office/drawing/2015/10/21/chartex" xmlns:cx3="http://schemas.microsoft.com/office/drawing/2016/5/9/chartex" xmlns:cx4="http://schemas.microsoft.com/office/drawing/2016/5/10/chartex" xmlns:cx5="http://schemas.microsoft.com/office/drawing/2016/5/11/chartex" xmlns:cx6="http://schemas.microsoft.com/office/drawing/2016/5/12/chartex" xmlns:cx7="http://schemas.microsoft.com/office/drawing/2016/5/13/chartex" xmlns:cx8="http://schemas.microsoft.com/office/drawing/2016/5/14/chartex" xmlns:mc="http://schemas.openxmlformats.org/markup-compatibility/2006" xmlns:aink="http://schemas.microsoft.com/office/drawing/2016/ink" xmlns:am3d="http://schemas.microsoft.com/office/drawing/2017/model3d" xmlns:o="urn:schemas-microsoft-com:office:office" xmlns:r="http://schemas.openxmlformats.org/officeDocument/2006/relationships" xmlns:m="http://schemas.openxmlformats.org/officeDocument/2006/math" xmlns:v="urn:schemas-microsoft-com:vml" xmlns:wp14="http://schemas.microsoft.com/office/word/2010/wordprocessingDrawing" xmlns:wp="http://schemas.openxmlformats.org/drawingml/2006/wordprocessingDrawing" xmlns:w10="urn:schemas-microsoft-com:office:word" xmlns:w="http://schemas.openxmlformats.org/wordprocessingml/2006/main" xmlns:w14="http://schemas.microsoft.com/office/word/2010/wordml" xmlns:w15="http://schemas.microsoft.com/office/word/2012/wordml" xmlns:w16cex="http://schemas.microsoft.com/office/word/2018/wordml/cex" xmlns:w16cid="http://schemas.microsoft.com/office/word/2016/wordml/cid" xmlns:w16="http://schemas.microsoft.com/office/word/2018/wordml" xmlns:w16sdtdh="http://schemas.microsoft.com/office/word/2020/wordml/sdtdatahash" xmlns:w16se="http://schemas.microsoft.com/office/word/2015/wordml/symex" xmlns:wpg="http://schemas.microsoft.com/office/word/2010/wordprocessingGroup" xmlns:wpi="http://schemas.microsoft.com/office/word/2010/wordprocessingInk" xmlns:wne="http://schemas.microsoft.com/office/word/2006/wordml" xmlns:wps="http://schemas.microsoft.com/office/word/2010/wordprocessingShape" mc:Ignorable="w14 w15 w16se w16cid w16 w16cex w16sdtdh wp14">
   <w:endnote w:type="separator" w:id="-1">
     <w:p>
       <w:pPr>
@@ -10111,7 +10306,7 @@
 </file>
 
 <file path=word/footer1.xml><?xml version="1.0" encoding="utf-8"?>
-<w:ftr xmlns:wpc="http://schemas.microsoft.com/office/word/2010/wordprocessingCanvas" xmlns:cx="http://schemas.microsoft.com/office/drawing/2014/chartex" xmlns:cx1="http://schemas.microsoft.com/office/drawing/2015/9/8/chartex" xmlns:cx2="http://schemas.microsoft.com/office/drawing/2015/10/21/chartex" xmlns:cx3="http://schemas.microsoft.com/office/drawing/2016/5/9/chartex" xmlns:cx4="http://schemas.microsoft.com/office/drawing/2016/5/10/chartex" xmlns:cx5="http://schemas.microsoft.com/office/drawing/2016/5/11/chartex" xmlns:cx6="http://schemas.microsoft.com/office/drawing/2016/5/12/chartex" xmlns:cx7="http://schemas.microsoft.com/office/drawing/2016/5/13/chartex" xmlns:cx8="http://schemas.microsoft.com/office/drawing/2016/5/14/chartex" xmlns:mc="http://schemas.openxmlformats.org/markup-compatibility/2006" xmlns:aink="http://schemas.microsoft.com/office/drawing/2016/ink" xmlns:am3d="http://schemas.microsoft.com/office/drawing/2017/model3d" xmlns:o="urn:schemas-microsoft-com:office:office" xmlns:oel="http://schemas.microsoft.com/office/2019/extlst" xmlns:r="http://schemas.openxmlformats.org/officeDocument/2006/relationships" xmlns:m="http://schemas.openxmlformats.org/officeDocument/2006/math" xmlns:v="urn:schemas-microsoft-com:vml" xmlns:wp14="http://schemas.microsoft.com/office/word/2010/wordprocessingDrawing" xmlns:wp="http://schemas.openxmlformats.org/drawingml/2006/wordprocessingDrawing" xmlns:w10="urn:schemas-microsoft-com:office:word" xmlns:w="http://schemas.openxmlformats.org/wordprocessingml/2006/main" xmlns:w14="http://schemas.microsoft.com/office/word/2010/wordml" xmlns:w15="http://schemas.microsoft.com/office/word/2012/wordml" xmlns:w16cex="http://schemas.microsoft.com/office/word/2018/wordml/cex" xmlns:w16cid="http://schemas.microsoft.com/office/word/2016/wordml/cid" xmlns:w16="http://schemas.microsoft.com/office/word/2018/wordml" xmlns:w16du="http://schemas.microsoft.com/office/word/2023/wordml/word16du" xmlns:w16sdtdh="http://schemas.microsoft.com/office/word/2020/wordml/sdtdatahash" xmlns:w16sdtfl="http://schemas.microsoft.com/office/word/2024/wordml/sdtformatlock" xmlns:w16se="http://schemas.microsoft.com/office/word/2015/wordml/symex" xmlns:wpg="http://schemas.microsoft.com/office/word/2010/wordprocessingGroup" xmlns:wpi="http://schemas.microsoft.com/office/word/2010/wordprocessingInk" xmlns:wne="http://schemas.microsoft.com/office/word/2006/wordml" xmlns:wps="http://schemas.microsoft.com/office/word/2010/wordprocessingShape" mc:Ignorable="w14 w15 w16se w16cid w16 w16cex w16sdtdh w16sdtfl w16du wp14">
+<w:ftr xmlns:wpc="http://schemas.microsoft.com/office/word/2010/wordprocessingCanvas" xmlns:cx="http://schemas.microsoft.com/office/drawing/2014/chartex" xmlns:cx1="http://schemas.microsoft.com/office/drawing/2015/9/8/chartex" xmlns:cx2="http://schemas.microsoft.com/office/drawing/2015/10/21/chartex" xmlns:cx3="http://schemas.microsoft.com/office/drawing/2016/5/9/chartex" xmlns:cx4="http://schemas.microsoft.com/office/drawing/2016/5/10/chartex" xmlns:cx5="http://schemas.microsoft.com/office/drawing/2016/5/11/chartex" xmlns:cx6="http://schemas.microsoft.com/office/drawing/2016/5/12/chartex" xmlns:cx7="http://schemas.microsoft.com/office/drawing/2016/5/13/chartex" xmlns:cx8="http://schemas.microsoft.com/office/drawing/2016/5/14/chartex" xmlns:mc="http://schemas.openxmlformats.org/markup-compatibility/2006" xmlns:aink="http://schemas.microsoft.com/office/drawing/2016/ink" xmlns:am3d="http://schemas.microsoft.com/office/drawing/2017/model3d" xmlns:o="urn:schemas-microsoft-com:office:office" xmlns:r="http://schemas.openxmlformats.org/officeDocument/2006/relationships" xmlns:m="http://schemas.openxmlformats.org/officeDocument/2006/math" xmlns:v="urn:schemas-microsoft-com:vml" xmlns:wp14="http://schemas.microsoft.com/office/word/2010/wordprocessingDrawing" xmlns:wp="http://schemas.openxmlformats.org/drawingml/2006/wordprocessingDrawing" xmlns:w10="urn:schemas-microsoft-com:office:word" xmlns:w="http://schemas.openxmlformats.org/wordprocessingml/2006/main" xmlns:w14="http://schemas.microsoft.com/office/word/2010/wordml" xmlns:w15="http://schemas.microsoft.com/office/word/2012/wordml" xmlns:w16cex="http://schemas.microsoft.com/office/word/2018/wordml/cex" xmlns:w16cid="http://schemas.microsoft.com/office/word/2016/wordml/cid" xmlns:w16="http://schemas.microsoft.com/office/word/2018/wordml" xmlns:w16sdtdh="http://schemas.microsoft.com/office/word/2020/wordml/sdtdatahash" xmlns:w16se="http://schemas.microsoft.com/office/word/2015/wordml/symex" xmlns:wpg="http://schemas.microsoft.com/office/word/2010/wordprocessingGroup" xmlns:wpi="http://schemas.microsoft.com/office/word/2010/wordprocessingInk" xmlns:wne="http://schemas.microsoft.com/office/word/2006/wordml" xmlns:wps="http://schemas.microsoft.com/office/word/2010/wordprocessingShape" mc:Ignorable="w14 w15 w16se w16cid w16 w16cex w16sdtdh wp14">
   <w:tbl>
     <w:tblPr>
       <w:tblW w:w="5000" w:type="pct"/>
@@ -10457,7 +10652,7 @@
 </file>
 
 <file path=word/footnotes.xml><?xml version="1.0" encoding="utf-8"?>
-<w:footnotes xmlns:wpc="http://schemas.microsoft.com/office/word/2010/wordprocessingCanvas" xmlns:cx="http://schemas.microsoft.com/office/drawing/2014/chartex" xmlns:cx1="http://schemas.microsoft.com/office/drawing/2015/9/8/chartex" xmlns:cx2="http://schemas.microsoft.com/office/drawing/2015/10/21/chartex" xmlns:cx3="http://schemas.microsoft.com/office/drawing/2016/5/9/chartex" xmlns:cx4="http://schemas.microsoft.com/office/drawing/2016/5/10/chartex" xmlns:cx5="http://schemas.microsoft.com/office/drawing/2016/5/11/chartex" xmlns:cx6="http://schemas.microsoft.com/office/drawing/2016/5/12/chartex" xmlns:cx7="http://schemas.microsoft.com/office/drawing/2016/5/13/chartex" xmlns:cx8="http://schemas.microsoft.com/office/drawing/2016/5/14/chartex" xmlns:mc="http://schemas.openxmlformats.org/markup-compatibility/2006" xmlns:aink="http://schemas.microsoft.com/office/drawing/2016/ink" xmlns:am3d="http://schemas.microsoft.com/office/drawing/2017/model3d" xmlns:o="urn:schemas-microsoft-com:office:office" xmlns:oel="http://schemas.microsoft.com/office/2019/extlst" xmlns:r="http://schemas.openxmlformats.org/officeDocument/2006/relationships" xmlns:m="http://schemas.openxmlformats.org/officeDocument/2006/math" xmlns:v="urn:schemas-microsoft-com:vml" xmlns:wp14="http://schemas.microsoft.com/office/word/2010/wordprocessingDrawing" xmlns:wp="http://schemas.openxmlformats.org/drawingml/2006/wordprocessingDrawing" xmlns:w10="urn:schemas-microsoft-com:office:word" xmlns:w="http://schemas.openxmlformats.org/wordprocessingml/2006/main" xmlns:w14="http://schemas.microsoft.com/office/word/2010/wordml" xmlns:w15="http://schemas.microsoft.com/office/word/2012/wordml" xmlns:w16cex="http://schemas.microsoft.com/office/word/2018/wordml/cex" xmlns:w16cid="http://schemas.microsoft.com/office/word/2016/wordml/cid" xmlns:w16="http://schemas.microsoft.com/office/word/2018/wordml" xmlns:w16du="http://schemas.microsoft.com/office/word/2023/wordml/word16du" xmlns:w16sdtdh="http://schemas.microsoft.com/office/word/2020/wordml/sdtdatahash" xmlns:w16sdtfl="http://schemas.microsoft.com/office/word/2024/wordml/sdtformatlock" xmlns:w16se="http://schemas.microsoft.com/office/word/2015/wordml/symex" xmlns:wpg="http://schemas.microsoft.com/office/word/2010/wordprocessingGroup" xmlns:wpi="http://schemas.microsoft.com/office/word/2010/wordprocessingInk" xmlns:wne="http://schemas.microsoft.com/office/word/2006/wordml" xmlns:wps="http://schemas.microsoft.com/office/word/2010/wordprocessingShape" mc:Ignorable="w14 w15 w16se w16cid w16 w16cex w16sdtdh w16sdtfl w16du wp14">
+<w:footnotes xmlns:wpc="http://schemas.microsoft.com/office/word/2010/wordprocessingCanvas" xmlns:cx="http://schemas.microsoft.com/office/drawing/2014/chartex" xmlns:cx1="http://schemas.microsoft.com/office/drawing/2015/9/8/chartex" xmlns:cx2="http://schemas.microsoft.com/office/drawing/2015/10/21/chartex" xmlns:cx3="http://schemas.microsoft.com/office/drawing/2016/5/9/chartex" xmlns:cx4="http://schemas.microsoft.com/office/drawing/2016/5/10/chartex" xmlns:cx5="http://schemas.microsoft.com/office/drawing/2016/5/11/chartex" xmlns:cx6="http://schemas.microsoft.com/office/drawing/2016/5/12/chartex" xmlns:cx7="http://schemas.microsoft.com/office/drawing/2016/5/13/chartex" xmlns:cx8="http://schemas.microsoft.com/office/drawing/2016/5/14/chartex" xmlns:mc="http://schemas.openxmlformats.org/markup-compatibility/2006" xmlns:aink="http://schemas.microsoft.com/office/drawing/2016/ink" xmlns:am3d="http://schemas.microsoft.com/office/drawing/2017/model3d" xmlns:o="urn:schemas-microsoft-com:office:office" xmlns:r="http://schemas.openxmlformats.org/officeDocument/2006/relationships" xmlns:m="http://schemas.openxmlformats.org/officeDocument/2006/math" xmlns:v="urn:schemas-microsoft-com:vml" xmlns:wp14="http://schemas.microsoft.com/office/word/2010/wordprocessingDrawing" xmlns:wp="http://schemas.openxmlformats.org/drawingml/2006/wordprocessingDrawing" xmlns:w10="urn:schemas-microsoft-com:office:word" xmlns:w="http://schemas.openxmlformats.org/wordprocessingml/2006/main" xmlns:w14="http://schemas.microsoft.com/office/word/2010/wordml" xmlns:w15="http://schemas.microsoft.com/office/word/2012/wordml" xmlns:w16cex="http://schemas.microsoft.com/office/word/2018/wordml/cex" xmlns:w16cid="http://schemas.microsoft.com/office/word/2016/wordml/cid" xmlns:w16="http://schemas.microsoft.com/office/word/2018/wordml" xmlns:w16sdtdh="http://schemas.microsoft.com/office/word/2020/wordml/sdtdatahash" xmlns:w16se="http://schemas.microsoft.com/office/word/2015/wordml/symex" xmlns:wpg="http://schemas.microsoft.com/office/word/2010/wordprocessingGroup" xmlns:wpi="http://schemas.microsoft.com/office/word/2010/wordprocessingInk" xmlns:wne="http://schemas.microsoft.com/office/word/2006/wordml" xmlns:wps="http://schemas.microsoft.com/office/word/2010/wordprocessingShape" mc:Ignorable="w14 w15 w16se w16cid w16 w16cex w16sdtdh wp14">
   <w:footnote w:type="separator" w:id="-1">
     <w:p>
       <w:pPr>
@@ -10482,7 +10677,7 @@
 </file>
 
 <file path=word/header1.xml><?xml version="1.0" encoding="utf-8"?>
-<w:hdr xmlns:wpc="http://schemas.microsoft.com/office/word/2010/wordprocessingCanvas" xmlns:cx="http://schemas.microsoft.com/office/drawing/2014/chartex" xmlns:cx1="http://schemas.microsoft.com/office/drawing/2015/9/8/chartex" xmlns:cx2="http://schemas.microsoft.com/office/drawing/2015/10/21/chartex" xmlns:cx3="http://schemas.microsoft.com/office/drawing/2016/5/9/chartex" xmlns:cx4="http://schemas.microsoft.com/office/drawing/2016/5/10/chartex" xmlns:cx5="http://schemas.microsoft.com/office/drawing/2016/5/11/chartex" xmlns:cx6="http://schemas.microsoft.com/office/drawing/2016/5/12/chartex" xmlns:cx7="http://schemas.microsoft.com/office/drawing/2016/5/13/chartex" xmlns:cx8="http://schemas.microsoft.com/office/drawing/2016/5/14/chartex" xmlns:mc="http://schemas.openxmlformats.org/markup-compatibility/2006" xmlns:aink="http://schemas.microsoft.com/office/drawing/2016/ink" xmlns:am3d="http://schemas.microsoft.com/office/drawing/2017/model3d" xmlns:o="urn:schemas-microsoft-com:office:office" xmlns:oel="http://schemas.microsoft.com/office/2019/extlst" xmlns:r="http://schemas.openxmlformats.org/officeDocument/2006/relationships" xmlns:m="http://schemas.openxmlformats.org/officeDocument/2006/math" xmlns:v="urn:schemas-microsoft-com:vml" xmlns:wp14="http://schemas.microsoft.com/office/word/2010/wordprocessingDrawing" xmlns:wp="http://schemas.openxmlformats.org/drawingml/2006/wordprocessingDrawing" xmlns:w10="urn:schemas-microsoft-com:office:word" xmlns:w="http://schemas.openxmlformats.org/wordprocessingml/2006/main" xmlns:w14="http://schemas.microsoft.com/office/word/2010/wordml" xmlns:w15="http://schemas.microsoft.com/office/word/2012/wordml" xmlns:w16cex="http://schemas.microsoft.com/office/word/2018/wordml/cex" xmlns:w16cid="http://schemas.microsoft.com/office/word/2016/wordml/cid" xmlns:w16="http://schemas.microsoft.com/office/word/2018/wordml" xmlns:w16du="http://schemas.microsoft.com/office/word/2023/wordml/word16du" xmlns:w16sdtdh="http://schemas.microsoft.com/office/word/2020/wordml/sdtdatahash" xmlns:w16sdtfl="http://schemas.microsoft.com/office/word/2024/wordml/sdtformatlock" xmlns:w16se="http://schemas.microsoft.com/office/word/2015/wordml/symex" xmlns:wpg="http://schemas.microsoft.com/office/word/2010/wordprocessingGroup" xmlns:wpi="http://schemas.microsoft.com/office/word/2010/wordprocessingInk" xmlns:wne="http://schemas.microsoft.com/office/word/2006/wordml" xmlns:wps="http://schemas.microsoft.com/office/word/2010/wordprocessingShape" mc:Ignorable="w14 w15 w16se w16cid w16 w16cex w16sdtdh w16sdtfl w16du wp14">
+<w:hdr xmlns:wpc="http://schemas.microsoft.com/office/word/2010/wordprocessingCanvas" xmlns:cx="http://schemas.microsoft.com/office/drawing/2014/chartex" xmlns:cx1="http://schemas.microsoft.com/office/drawing/2015/9/8/chartex" xmlns:cx2="http://schemas.microsoft.com/office/drawing/2015/10/21/chartex" xmlns:cx3="http://schemas.microsoft.com/office/drawing/2016/5/9/chartex" xmlns:cx4="http://schemas.microsoft.com/office/drawing/2016/5/10/chartex" xmlns:cx5="http://schemas.microsoft.com/office/drawing/2016/5/11/chartex" xmlns:cx6="http://schemas.microsoft.com/office/drawing/2016/5/12/chartex" xmlns:cx7="http://schemas.microsoft.com/office/drawing/2016/5/13/chartex" xmlns:cx8="http://schemas.microsoft.com/office/drawing/2016/5/14/chartex" xmlns:mc="http://schemas.openxmlformats.org/markup-compatibility/2006" xmlns:aink="http://schemas.microsoft.com/office/drawing/2016/ink" xmlns:am3d="http://schemas.microsoft.com/office/drawing/2017/model3d" xmlns:o="urn:schemas-microsoft-com:office:office" xmlns:r="http://schemas.openxmlformats.org/officeDocument/2006/relationships" xmlns:m="http://schemas.openxmlformats.org/officeDocument/2006/math" xmlns:v="urn:schemas-microsoft-com:vml" xmlns:wp14="http://schemas.microsoft.com/office/word/2010/wordprocessingDrawing" xmlns:wp="http://schemas.openxmlformats.org/drawingml/2006/wordprocessingDrawing" xmlns:w10="urn:schemas-microsoft-com:office:word" xmlns:w="http://schemas.openxmlformats.org/wordprocessingml/2006/main" xmlns:w14="http://schemas.microsoft.com/office/word/2010/wordml" xmlns:w15="http://schemas.microsoft.com/office/word/2012/wordml" xmlns:w16cex="http://schemas.microsoft.com/office/word/2018/wordml/cex" xmlns:w16cid="http://schemas.microsoft.com/office/word/2016/wordml/cid" xmlns:w16="http://schemas.microsoft.com/office/word/2018/wordml" xmlns:w16sdtdh="http://schemas.microsoft.com/office/word/2020/wordml/sdtdatahash" xmlns:w16se="http://schemas.microsoft.com/office/word/2015/wordml/symex" xmlns:wpg="http://schemas.microsoft.com/office/word/2010/wordprocessingGroup" xmlns:wpi="http://schemas.microsoft.com/office/word/2010/wordprocessingInk" xmlns:wne="http://schemas.microsoft.com/office/word/2006/wordml" xmlns:wps="http://schemas.microsoft.com/office/word/2010/wordprocessingShape" mc:Ignorable="w14 w15 w16se w16cid w16 w16cex w16sdtdh wp14">
   <w:p>
     <w:pPr>
       <w:pStyle w:val="Header"/>
@@ -10539,7 +10734,7 @@
 </file>
 
 <file path=word/numbering.xml><?xml version="1.0" encoding="utf-8"?>
-<w:numbering xmlns:wpc="http://schemas.microsoft.com/office/word/2010/wordprocessingCanvas" xmlns:cx="http://schemas.microsoft.com/office/drawing/2014/chartex" xmlns:cx1="http://schemas.microsoft.com/office/drawing/2015/9/8/chartex" xmlns:cx2="http://schemas.microsoft.com/office/drawing/2015/10/21/chartex" xmlns:cx3="http://schemas.microsoft.com/office/drawing/2016/5/9/chartex" xmlns:cx4="http://schemas.microsoft.com/office/drawing/2016/5/10/chartex" xmlns:cx5="http://schemas.microsoft.com/office/drawing/2016/5/11/chartex" xmlns:cx6="http://schemas.microsoft.com/office/drawing/2016/5/12/chartex" xmlns:cx7="http://schemas.microsoft.com/office/drawing/2016/5/13/chartex" xmlns:cx8="http://schemas.microsoft.com/office/drawing/2016/5/14/chartex" xmlns:mc="http://schemas.openxmlformats.org/markup-compatibility/2006" xmlns:aink="http://schemas.microsoft.com/office/drawing/2016/ink" xmlns:am3d="http://schemas.microsoft.com/office/drawing/2017/model3d" xmlns:o="urn:schemas-microsoft-com:office:office" xmlns:oel="http://schemas.microsoft.com/office/2019/extlst" xmlns:r="http://schemas.openxmlformats.org/officeDocument/2006/relationships" xmlns:m="http://schemas.openxmlformats.org/officeDocument/2006/math" xmlns:v="urn:schemas-microsoft-com:vml" xmlns:wp14="http://schemas.microsoft.com/office/word/2010/wordprocessingDrawing" xmlns:wp="http://schemas.openxmlformats.org/drawingml/2006/wordprocessingDrawing" xmlns:w10="urn:schemas-microsoft-com:office:word" xmlns:w="http://schemas.openxmlformats.org/wordprocessingml/2006/main" xmlns:w14="http://schemas.microsoft.com/office/word/2010/wordml" xmlns:w15="http://schemas.microsoft.com/office/word/2012/wordml" xmlns:w16cex="http://schemas.microsoft.com/office/word/2018/wordml/cex" xmlns:w16cid="http://schemas.microsoft.com/office/word/2016/wordml/cid" xmlns:w16="http://schemas.microsoft.com/office/word/2018/wordml" xmlns:w16du="http://schemas.microsoft.com/office/word/2023/wordml/word16du" xmlns:w16sdtdh="http://schemas.microsoft.com/office/word/2020/wordml/sdtdatahash" xmlns:w16sdtfl="http://schemas.microsoft.com/office/word/2024/wordml/sdtformatlock" xmlns:w16se="http://schemas.microsoft.com/office/word/2015/wordml/symex" xmlns:wpg="http://schemas.microsoft.com/office/word/2010/wordprocessingGroup" xmlns:wpi="http://schemas.microsoft.com/office/word/2010/wordprocessingInk" xmlns:wne="http://schemas.microsoft.com/office/word/2006/wordml" xmlns:wps="http://schemas.microsoft.com/office/word/2010/wordprocessingShape" mc:Ignorable="w14 w15 w16se w16cid w16 w16cex w16sdtdh w16sdtfl w16du wp14">
+<w:numbering xmlns:wpc="http://schemas.microsoft.com/office/word/2010/wordprocessingCanvas" xmlns:cx="http://schemas.microsoft.com/office/drawing/2014/chartex" xmlns:cx1="http://schemas.microsoft.com/office/drawing/2015/9/8/chartex" xmlns:cx2="http://schemas.microsoft.com/office/drawing/2015/10/21/chartex" xmlns:cx3="http://schemas.microsoft.com/office/drawing/2016/5/9/chartex" xmlns:cx4="http://schemas.microsoft.com/office/drawing/2016/5/10/chartex" xmlns:cx5="http://schemas.microsoft.com/office/drawing/2016/5/11/chartex" xmlns:cx6="http://schemas.microsoft.com/office/drawing/2016/5/12/chartex" xmlns:cx7="http://schemas.microsoft.com/office/drawing/2016/5/13/chartex" xmlns:cx8="http://schemas.microsoft.com/office/drawing/2016/5/14/chartex" xmlns:mc="http://schemas.openxmlformats.org/markup-compatibility/2006" xmlns:aink="http://schemas.microsoft.com/office/drawing/2016/ink" xmlns:am3d="http://schemas.microsoft.com/office/drawing/2017/model3d" xmlns:o="urn:schemas-microsoft-com:office:office" xmlns:r="http://schemas.openxmlformats.org/officeDocument/2006/relationships" xmlns:m="http://schemas.openxmlformats.org/officeDocument/2006/math" xmlns:v="urn:schemas-microsoft-com:vml" xmlns:wp14="http://schemas.microsoft.com/office/word/2010/wordprocessingDrawing" xmlns:wp="http://schemas.openxmlformats.org/drawingml/2006/wordprocessingDrawing" xmlns:w10="urn:schemas-microsoft-com:office:word" xmlns:w="http://schemas.openxmlformats.org/wordprocessingml/2006/main" xmlns:w14="http://schemas.microsoft.com/office/word/2010/wordml" xmlns:w15="http://schemas.microsoft.com/office/word/2012/wordml" xmlns:w16cex="http://schemas.microsoft.com/office/word/2018/wordml/cex" xmlns:w16cid="http://schemas.microsoft.com/office/word/2016/wordml/cid" xmlns:w16="http://schemas.microsoft.com/office/word/2018/wordml" xmlns:w16sdtdh="http://schemas.microsoft.com/office/word/2020/wordml/sdtdatahash" xmlns:w16se="http://schemas.microsoft.com/office/word/2015/wordml/symex" xmlns:wpg="http://schemas.microsoft.com/office/word/2010/wordprocessingGroup" xmlns:wpi="http://schemas.microsoft.com/office/word/2010/wordprocessingInk" xmlns:wne="http://schemas.microsoft.com/office/word/2006/wordml" xmlns:wps="http://schemas.microsoft.com/office/word/2010/wordprocessingShape" mc:Ignorable="w14 w15 w16se w16cid w16 w16cex w16sdtdh wp14">
   <w:abstractNum w:abstractNumId="0" w15:restartNumberingAfterBreak="0">
     <w:nsid w:val="015E12D2"/>
     <w:multiLevelType w:val="hybridMultilevel"/>
@@ -12741,6 +12936,119 @@
     </w:lvl>
   </w:abstractNum>
   <w:abstractNum w:abstractNumId="21" w15:restartNumberingAfterBreak="0">
+    <w:nsid w:val="470252EC"/>
+    <w:multiLevelType w:val="hybridMultilevel"/>
+    <w:tmpl w:val="14E29DEE"/>
+    <w:lvl w:ilvl="0" w:tplc="04090001">
+      <w:start w:val="1"/>
+      <w:numFmt w:val="bullet"/>
+      <w:lvlText w:val=""/>
+      <w:lvlJc w:val="left"/>
+      <w:pPr>
+        <w:ind w:left="1080" w:hanging="360"/>
+      </w:pPr>
+      <w:rPr>
+        <w:rFonts w:ascii="Symbol" w:hAnsi="Symbol" w:hint="default"/>
+      </w:rPr>
+    </w:lvl>
+    <w:lvl w:ilvl="1" w:tplc="04090003" w:tentative="1">
+      <w:start w:val="1"/>
+      <w:numFmt w:val="bullet"/>
+      <w:lvlText w:val="o"/>
+      <w:lvlJc w:val="left"/>
+      <w:pPr>
+        <w:ind w:left="1800" w:hanging="360"/>
+      </w:pPr>
+      <w:rPr>
+        <w:rFonts w:ascii="Courier New" w:hAnsi="Courier New" w:cs="Courier New" w:hint="default"/>
+      </w:rPr>
+    </w:lvl>
+    <w:lvl w:ilvl="2" w:tplc="04090005" w:tentative="1">
+      <w:start w:val="1"/>
+      <w:numFmt w:val="bullet"/>
+      <w:lvlText w:val=""/>
+      <w:lvlJc w:val="left"/>
+      <w:pPr>
+        <w:ind w:left="2520" w:hanging="360"/>
+      </w:pPr>
+      <w:rPr>
+        <w:rFonts w:ascii="Wingdings" w:hAnsi="Wingdings" w:hint="default"/>
+      </w:rPr>
+    </w:lvl>
+    <w:lvl w:ilvl="3" w:tplc="04090001" w:tentative="1">
+      <w:start w:val="1"/>
+      <w:numFmt w:val="bullet"/>
+      <w:lvlText w:val=""/>
+      <w:lvlJc w:val="left"/>
+      <w:pPr>
+        <w:ind w:left="3240" w:hanging="360"/>
+      </w:pPr>
+      <w:rPr>
+        <w:rFonts w:ascii="Symbol" w:hAnsi="Symbol" w:hint="default"/>
+      </w:rPr>
+    </w:lvl>
+    <w:lvl w:ilvl="4" w:tplc="04090003" w:tentative="1">
+      <w:start w:val="1"/>
+      <w:numFmt w:val="bullet"/>
+      <w:lvlText w:val="o"/>
+      <w:lvlJc w:val="left"/>
+      <w:pPr>
+        <w:ind w:left="3960" w:hanging="360"/>
+      </w:pPr>
+      <w:rPr>
+        <w:rFonts w:ascii="Courier New" w:hAnsi="Courier New" w:cs="Courier New" w:hint="default"/>
+      </w:rPr>
+    </w:lvl>
+    <w:lvl w:ilvl="5" w:tplc="04090005" w:tentative="1">
+      <w:start w:val="1"/>
+      <w:numFmt w:val="bullet"/>
+      <w:lvlText w:val=""/>
+      <w:lvlJc w:val="left"/>
+      <w:pPr>
+        <w:ind w:left="4680" w:hanging="360"/>
+      </w:pPr>
+      <w:rPr>
+        <w:rFonts w:ascii="Wingdings" w:hAnsi="Wingdings" w:hint="default"/>
+      </w:rPr>
+    </w:lvl>
+    <w:lvl w:ilvl="6" w:tplc="04090001" w:tentative="1">
+      <w:start w:val="1"/>
+      <w:numFmt w:val="bullet"/>
+      <w:lvlText w:val=""/>
+      <w:lvlJc w:val="left"/>
+      <w:pPr>
+        <w:ind w:left="5400" w:hanging="360"/>
+      </w:pPr>
+      <w:rPr>
+        <w:rFonts w:ascii="Symbol" w:hAnsi="Symbol" w:hint="default"/>
+      </w:rPr>
+    </w:lvl>
+    <w:lvl w:ilvl="7" w:tplc="04090003" w:tentative="1">
+      <w:start w:val="1"/>
+      <w:numFmt w:val="bullet"/>
+      <w:lvlText w:val="o"/>
+      <w:lvlJc w:val="left"/>
+      <w:pPr>
+        <w:ind w:left="6120" w:hanging="360"/>
+      </w:pPr>
+      <w:rPr>
+        <w:rFonts w:ascii="Courier New" w:hAnsi="Courier New" w:cs="Courier New" w:hint="default"/>
+      </w:rPr>
+    </w:lvl>
+    <w:lvl w:ilvl="8" w:tplc="04090005" w:tentative="1">
+      <w:start w:val="1"/>
+      <w:numFmt w:val="bullet"/>
+      <w:lvlText w:val=""/>
+      <w:lvlJc w:val="left"/>
+      <w:pPr>
+        <w:ind w:left="6840" w:hanging="360"/>
+      </w:pPr>
+      <w:rPr>
+        <w:rFonts w:ascii="Wingdings" w:hAnsi="Wingdings" w:hint="default"/>
+      </w:rPr>
+    </w:lvl>
+  </w:abstractNum>
+  <w:abstractNum w:abstractNumId="22" w15:restartNumberingAfterBreak="0">
     <w:nsid w:val="4A207FCB"/>
     <w:multiLevelType w:val="hybridMultilevel"/>
     <w:tmpl w:val="A364E362"/>
@@ -12840,7 +13148,7 @@
       </w:pPr>
     </w:lvl>
   </w:abstractNum>
-  <w:abstractNum w:abstractNumId="22" w15:restartNumberingAfterBreak="0">
+  <w:abstractNum w:abstractNumId="23" w15:restartNumberingAfterBreak="0">
     <w:nsid w:val="4A9E4F30"/>
     <w:multiLevelType w:val="hybridMultilevel"/>
     <w:tmpl w:val="7C0C6D9C"/>
@@ -12930,7 +13238,7 @@
       </w:pPr>
     </w:lvl>
   </w:abstractNum>
-  <w:abstractNum w:abstractNumId="23" w15:restartNumberingAfterBreak="0">
+  <w:abstractNum w:abstractNumId="24" w15:restartNumberingAfterBreak="0">
     <w:nsid w:val="4DA913DC"/>
     <w:multiLevelType w:val="multilevel"/>
     <w:tmpl w:val="0E2AC3F2"/>
@@ -13016,7 +13324,7 @@
       </w:pPr>
     </w:lvl>
   </w:abstractNum>
-  <w:abstractNum w:abstractNumId="24" w15:restartNumberingAfterBreak="0">
+  <w:abstractNum w:abstractNumId="25" w15:restartNumberingAfterBreak="0">
     <w:nsid w:val="5D8513B3"/>
     <w:multiLevelType w:val="hybridMultilevel"/>
     <w:tmpl w:val="D26E6A28"/>
@@ -13102,7 +13410,7 @@
       </w:pPr>
     </w:lvl>
   </w:abstractNum>
-  <w:abstractNum w:abstractNumId="25" w15:restartNumberingAfterBreak="0">
+  <w:abstractNum w:abstractNumId="26" w15:restartNumberingAfterBreak="0">
     <w:nsid w:val="5EC918B8"/>
     <w:multiLevelType w:val="hybridMultilevel"/>
     <w:tmpl w:val="E222D018"/>
@@ -13215,7 +13523,7 @@
       </w:rPr>
     </w:lvl>
   </w:abstractNum>
-  <w:abstractNum w:abstractNumId="26" w15:restartNumberingAfterBreak="0">
+  <w:abstractNum w:abstractNumId="27" w15:restartNumberingAfterBreak="0">
     <w:nsid w:val="63381521"/>
     <w:multiLevelType w:val="hybridMultilevel"/>
     <w:tmpl w:val="828A8710"/>
@@ -13304,7 +13612,7 @@
       </w:pPr>
     </w:lvl>
   </w:abstractNum>
-  <w:abstractNum w:abstractNumId="27" w15:restartNumberingAfterBreak="0">
+  <w:abstractNum w:abstractNumId="28" w15:restartNumberingAfterBreak="0">
     <w:nsid w:val="633B2B22"/>
     <w:multiLevelType w:val="hybridMultilevel"/>
     <w:tmpl w:val="C264FC4A"/>
@@ -13417,7 +13725,7 @@
       </w:rPr>
     </w:lvl>
   </w:abstractNum>
-  <w:abstractNum w:abstractNumId="28" w15:restartNumberingAfterBreak="0">
+  <w:abstractNum w:abstractNumId="29" w15:restartNumberingAfterBreak="0">
     <w:nsid w:val="64A133C4"/>
     <w:multiLevelType w:val="hybridMultilevel"/>
     <w:tmpl w:val="CF766A20"/>
@@ -13508,7 +13816,7 @@
       </w:pPr>
     </w:lvl>
   </w:abstractNum>
-  <w:abstractNum w:abstractNumId="29" w15:restartNumberingAfterBreak="0">
+  <w:abstractNum w:abstractNumId="30" w15:restartNumberingAfterBreak="0">
     <w:nsid w:val="676F5FCB"/>
     <w:multiLevelType w:val="hybridMultilevel"/>
     <w:tmpl w:val="78AE12AA"/>
@@ -13621,7 +13929,7 @@
       </w:rPr>
     </w:lvl>
   </w:abstractNum>
-  <w:abstractNum w:abstractNumId="30" w15:restartNumberingAfterBreak="0">
+  <w:abstractNum w:abstractNumId="31" w15:restartNumberingAfterBreak="0">
     <w:nsid w:val="6DD25568"/>
     <w:multiLevelType w:val="hybridMultilevel"/>
     <w:tmpl w:val="46DE0A0A"/>
@@ -13710,7 +14018,7 @@
       </w:pPr>
     </w:lvl>
   </w:abstractNum>
-  <w:abstractNum w:abstractNumId="31" w15:restartNumberingAfterBreak="0">
+  <w:abstractNum w:abstractNumId="32" w15:restartNumberingAfterBreak="0">
     <w:nsid w:val="6EC70F2B"/>
     <w:multiLevelType w:val="multilevel"/>
     <w:tmpl w:val="3384AB42"/>
@@ -13851,7 +14159,7 @@
       </w:rPr>
     </w:lvl>
   </w:abstractNum>
-  <w:abstractNum w:abstractNumId="32" w15:restartNumberingAfterBreak="0">
+  <w:abstractNum w:abstractNumId="33" w15:restartNumberingAfterBreak="0">
     <w:nsid w:val="7647449A"/>
     <w:multiLevelType w:val="multilevel"/>
     <w:tmpl w:val="78B2CFF4"/>
@@ -13975,7 +14283,7 @@
       </w:rPr>
     </w:lvl>
   </w:abstractNum>
-  <w:abstractNum w:abstractNumId="33" w15:restartNumberingAfterBreak="0">
+  <w:abstractNum w:abstractNumId="34" w15:restartNumberingAfterBreak="0">
     <w:nsid w:val="7AF55F7B"/>
     <w:multiLevelType w:val="hybridMultilevel"/>
     <w:tmpl w:val="F906E86E"/>
@@ -14088,117 +14396,120 @@
       </w:rPr>
     </w:lvl>
   </w:abstractNum>
-  <w:num w:numId="1" w16cid:durableId="1864053506">
+  <w:num w:numId="1">
+    <w:abstractNumId w:val="28"/>
+  </w:num>
+  <w:num w:numId="2">
+    <w:abstractNumId w:val="31"/>
+  </w:num>
+  <w:num w:numId="3">
+    <w:abstractNumId w:val="22"/>
+  </w:num>
+  <w:num w:numId="4">
+    <w:abstractNumId w:val="2"/>
+  </w:num>
+  <w:num w:numId="5">
+    <w:abstractNumId w:val="12"/>
+  </w:num>
+  <w:num w:numId="6">
+    <w:abstractNumId w:val="20"/>
+  </w:num>
+  <w:num w:numId="7">
+    <w:abstractNumId w:val="13"/>
+  </w:num>
+  <w:num w:numId="8">
+    <w:abstractNumId w:val="26"/>
+  </w:num>
+  <w:num w:numId="9">
+    <w:abstractNumId w:val="19"/>
+  </w:num>
+  <w:num w:numId="10">
+    <w:abstractNumId w:val="14"/>
+  </w:num>
+  <w:num w:numId="11">
+    <w:abstractNumId w:val="32"/>
+  </w:num>
+  <w:num w:numId="12">
+    <w:abstractNumId w:val="34"/>
+  </w:num>
+  <w:num w:numId="13">
+    <w:abstractNumId w:val="0"/>
+  </w:num>
+  <w:num w:numId="14">
+    <w:abstractNumId w:val="30"/>
+  </w:num>
+  <w:num w:numId="15">
+    <w:abstractNumId w:val="28"/>
+  </w:num>
+  <w:num w:numId="16">
+    <w:abstractNumId w:val="29"/>
+  </w:num>
+  <w:num w:numId="17">
+    <w:abstractNumId w:val="23"/>
+  </w:num>
+  <w:num w:numId="18">
     <w:abstractNumId w:val="27"/>
   </w:num>
-  <w:num w:numId="2" w16cid:durableId="770124508">
-    <w:abstractNumId w:val="30"/>
+  <w:num w:numId="19">
+    <w:abstractNumId w:val="33"/>
   </w:num>
-  <w:num w:numId="3" w16cid:durableId="242036370">
-    <w:abstractNumId w:val="21"/>
+  <w:num w:numId="20">
+    <w:abstractNumId w:val="11"/>
   </w:num>
-  <w:num w:numId="4" w16cid:durableId="386222487">
-    <w:abstractNumId w:val="2"/>
+  <w:num w:numId="21">
+    <w:abstractNumId w:val="6"/>
   </w:num>
-  <w:num w:numId="5" w16cid:durableId="709233677">
-    <w:abstractNumId w:val="12"/>
+  <w:num w:numId="22">
+    <w:abstractNumId w:val="15"/>
   </w:num>
-  <w:num w:numId="6" w16cid:durableId="1822191296">
-    <w:abstractNumId w:val="20"/>
+  <w:num w:numId="23">
+    <w:abstractNumId w:val="4"/>
   </w:num>
-  <w:num w:numId="7" w16cid:durableId="1376663495">
-    <w:abstractNumId w:val="13"/>
+  <w:num w:numId="24">
+    <w:abstractNumId w:val="5"/>
   </w:num>
-  <w:num w:numId="8" w16cid:durableId="489174016">
+  <w:num w:numId="25">
+    <w:abstractNumId w:val="17"/>
+  </w:num>
+  <w:num w:numId="26">
+    <w:abstractNumId w:val="3"/>
+  </w:num>
+  <w:num w:numId="27">
+    <w:abstractNumId w:val="9"/>
+  </w:num>
+  <w:num w:numId="28">
+    <w:abstractNumId w:val="7"/>
+  </w:num>
+  <w:num w:numId="29">
+    <w:abstractNumId w:val="8"/>
+  </w:num>
+  <w:num w:numId="30">
+    <w:abstractNumId w:val="24"/>
+  </w:num>
+  <w:num w:numId="31">
     <w:abstractNumId w:val="25"/>
   </w:num>
-  <w:num w:numId="9" w16cid:durableId="685908284">
-    <w:abstractNumId w:val="19"/>
-  </w:num>
-  <w:num w:numId="10" w16cid:durableId="1023946364">
-    <w:abstractNumId w:val="14"/>
-  </w:num>
-  <w:num w:numId="11" w16cid:durableId="1906405958">
-    <w:abstractNumId w:val="31"/>
-  </w:num>
-  <w:num w:numId="12" w16cid:durableId="1852185739">
-    <w:abstractNumId w:val="33"/>
-  </w:num>
-  <w:num w:numId="13" w16cid:durableId="687027309">
-    <w:abstractNumId w:val="0"/>
-  </w:num>
-  <w:num w:numId="14" w16cid:durableId="1634093306">
-    <w:abstractNumId w:val="29"/>
-  </w:num>
-  <w:num w:numId="15" w16cid:durableId="2144694877">
-    <w:abstractNumId w:val="27"/>
-  </w:num>
-  <w:num w:numId="16" w16cid:durableId="1831172264">
-    <w:abstractNumId w:val="28"/>
-  </w:num>
-  <w:num w:numId="17" w16cid:durableId="513081952">
-    <w:abstractNumId w:val="22"/>
-  </w:num>
-  <w:num w:numId="18" w16cid:durableId="1501659082">
-    <w:abstractNumId w:val="26"/>
-  </w:num>
-  <w:num w:numId="19" w16cid:durableId="1472940514">
-    <w:abstractNumId w:val="32"/>
-  </w:num>
-  <w:num w:numId="20" w16cid:durableId="1848906520">
-    <w:abstractNumId w:val="11"/>
-  </w:num>
-  <w:num w:numId="21" w16cid:durableId="809788149">
-    <w:abstractNumId w:val="6"/>
-  </w:num>
-  <w:num w:numId="22" w16cid:durableId="146093533">
-    <w:abstractNumId w:val="15"/>
-  </w:num>
-  <w:num w:numId="23" w16cid:durableId="1862013605">
-    <w:abstractNumId w:val="4"/>
-  </w:num>
-  <w:num w:numId="24" w16cid:durableId="1172792471">
-    <w:abstractNumId w:val="5"/>
-  </w:num>
-  <w:num w:numId="25" w16cid:durableId="796141675">
-    <w:abstractNumId w:val="17"/>
-  </w:num>
-  <w:num w:numId="26" w16cid:durableId="1508054777">
-    <w:abstractNumId w:val="3"/>
-  </w:num>
-  <w:num w:numId="27" w16cid:durableId="1747264404">
-    <w:abstractNumId w:val="9"/>
-  </w:num>
-  <w:num w:numId="28" w16cid:durableId="1439178333">
-    <w:abstractNumId w:val="7"/>
-  </w:num>
-  <w:num w:numId="29" w16cid:durableId="149449476">
-    <w:abstractNumId w:val="8"/>
-  </w:num>
-  <w:num w:numId="30" w16cid:durableId="1404987834">
-    <w:abstractNumId w:val="23"/>
-  </w:num>
-  <w:num w:numId="31" w16cid:durableId="12653361">
-    <w:abstractNumId w:val="24"/>
-  </w:num>
-  <w:num w:numId="32" w16cid:durableId="1694568838">
+  <w:num w:numId="32">
     <w:abstractNumId w:val="1"/>
   </w:num>
-  <w:num w:numId="33" w16cid:durableId="1119908124">
+  <w:num w:numId="33">
     <w:abstractNumId w:val="16"/>
   </w:num>
-  <w:num w:numId="34" w16cid:durableId="607587761">
+  <w:num w:numId="34">
     <w:abstractNumId w:val="18"/>
   </w:num>
-  <w:num w:numId="35" w16cid:durableId="336419755">
+  <w:num w:numId="35">
     <w:abstractNumId w:val="10"/>
+  </w:num>
+  <w:num w:numId="36">
+    <w:abstractNumId w:val="21"/>
   </w:num>
   <w:numIdMacAtCleanup w:val="10"/>
 </w:numbering>
 </file>
 
 <file path=word/styles.xml><?xml version="1.0" encoding="utf-8"?>
-<w:styles xmlns:mc="http://schemas.openxmlformats.org/markup-compatibility/2006" xmlns:r="http://schemas.openxmlformats.org/officeDocument/2006/relationships" xmlns:w="http://schemas.openxmlformats.org/wordprocessingml/2006/main" xmlns:w14="http://schemas.microsoft.com/office/word/2010/wordml" xmlns:w15="http://schemas.microsoft.com/office/word/2012/wordml" xmlns:w16cex="http://schemas.microsoft.com/office/word/2018/wordml/cex" xmlns:w16cid="http://schemas.microsoft.com/office/word/2016/wordml/cid" xmlns:w16="http://schemas.microsoft.com/office/word/2018/wordml" xmlns:w16du="http://schemas.microsoft.com/office/word/2023/wordml/word16du" xmlns:w16sdtdh="http://schemas.microsoft.com/office/word/2020/wordml/sdtdatahash" xmlns:w16sdtfl="http://schemas.microsoft.com/office/word/2024/wordml/sdtformatlock" xmlns:w16se="http://schemas.microsoft.com/office/word/2015/wordml/symex" mc:Ignorable="w14 w15 w16se w16cid w16 w16cex w16sdtdh w16sdtfl w16du">
+<w:styles xmlns:mc="http://schemas.openxmlformats.org/markup-compatibility/2006" xmlns:r="http://schemas.openxmlformats.org/officeDocument/2006/relationships" xmlns:w="http://schemas.openxmlformats.org/wordprocessingml/2006/main" xmlns:w14="http://schemas.microsoft.com/office/word/2010/wordml" xmlns:w15="http://schemas.microsoft.com/office/word/2012/wordml" xmlns:w16cex="http://schemas.microsoft.com/office/word/2018/wordml/cex" xmlns:w16cid="http://schemas.microsoft.com/office/word/2016/wordml/cid" xmlns:w16="http://schemas.microsoft.com/office/word/2018/wordml" xmlns:w16sdtdh="http://schemas.microsoft.com/office/word/2020/wordml/sdtdatahash" xmlns:w16se="http://schemas.microsoft.com/office/word/2015/wordml/symex" mc:Ignorable="w14 w15 w16se w16cid w16 w16cex w16sdtdh">
   <w:docDefaults>
     <w:rPrDefault>
       <w:rPr>
@@ -15749,6 +16060,10 @@
 </file>
 
 <file path=customXml/item2.xml><?xml version="1.0" encoding="utf-8"?>
+<b:Sources xmlns:b="http://schemas.openxmlformats.org/officeDocument/2006/bibliography" xmlns="http://schemas.openxmlformats.org/officeDocument/2006/bibliography" SelectedStyle="\APA.XSL" StyleName="APA"/>
+</file>
+
+<file path=customXml/item3.xml><?xml version="1.0" encoding="utf-8"?>
 <ct:contentTypeSchema xmlns:ct="http://schemas.microsoft.com/office/2006/metadata/contentType" xmlns:ma="http://schemas.microsoft.com/office/2006/metadata/properties/metaAttributes" ct:_="" ma:_="" ma:contentTypeName="Document" ma:contentTypeID="0x0101002B2A1BA7BE360741815CB2AD695EE826" ma:contentTypeVersion="5" ma:contentTypeDescription="Create a new document." ma:contentTypeScope="" ma:versionID="905f686839af46d1697e14706a61c4e0">
   <xsd:schema xmlns:xsd="http://www.w3.org/2001/XMLSchema" xmlns:xs="http://www.w3.org/2001/XMLSchema" xmlns:p="http://schemas.microsoft.com/office/2006/metadata/properties" xmlns:ns3="f02ecd29-00dc-4dea-b8d8-fecbc1604e23" targetNamespace="http://schemas.microsoft.com/office/2006/metadata/properties" ma:root="true" ma:fieldsID="30700e915b3c6a975803eef07f2d8e57" ns3:_="">
     <xsd:import namespace="f02ecd29-00dc-4dea-b8d8-fecbc1604e23"/>
@@ -15898,23 +16213,19 @@
 </ct:contentTypeSchema>
 </file>
 
-<file path=customXml/item3.xml><?xml version="1.0" encoding="utf-8"?>
-<b:Sources xmlns:b="http://schemas.openxmlformats.org/officeDocument/2006/bibliography" xmlns="http://schemas.openxmlformats.org/officeDocument/2006/bibliography" SelectedStyle="\APA.XSL" StyleName="APA"/>
-</file>
-
 <file path=customXml/item4.xml><?xml version="1.0" encoding="utf-8"?>
-<p:properties xmlns:p="http://schemas.microsoft.com/office/2006/metadata/properties" xmlns:xsi="http://www.w3.org/2001/XMLSchema-instance" xmlns:pc="http://schemas.microsoft.com/office/infopath/2007/PartnerControls">
-  <documentManagement/>
-</p:properties>
-</file>
-
-<file path=customXml/item5.xml><?xml version="1.0" encoding="utf-8"?>
 <?mso-contentType ?>
 <FormTemplates xmlns="http://schemas.microsoft.com/sharepoint/v3/contenttype/forms">
   <Display>DocumentLibraryForm</Display>
   <Edit>DocumentLibraryForm</Edit>
   <New>DocumentLibraryForm</New>
 </FormTemplates>
+</file>
+
+<file path=customXml/item5.xml><?xml version="1.0" encoding="utf-8"?>
+<p:properties xmlns:p="http://schemas.microsoft.com/office/2006/metadata/properties" xmlns:xsi="http://www.w3.org/2001/XMLSchema-instance" xmlns:pc="http://schemas.microsoft.com/office/infopath/2007/PartnerControls">
+  <documentManagement/>
+</p:properties>
 </file>
 
 <file path=customXml/itemProps1.xml><?xml version="1.0" encoding="utf-8"?>
@@ -15926,6 +16237,14 @@
 </file>
 
 <file path=customXml/itemProps2.xml><?xml version="1.0" encoding="utf-8"?>
+<ds:datastoreItem xmlns:ds="http://schemas.openxmlformats.org/officeDocument/2006/customXml" ds:itemID="{67F6BED2-75F9-4FDA-8189-435F13C27761}">
+  <ds:schemaRefs>
+    <ds:schemaRef ds:uri="http://schemas.openxmlformats.org/officeDocument/2006/bibliography"/>
+  </ds:schemaRefs>
+</ds:datastoreItem>
+</file>
+
+<file path=customXml/itemProps3.xml><?xml version="1.0" encoding="utf-8"?>
 <ds:datastoreItem xmlns:ds="http://schemas.openxmlformats.org/officeDocument/2006/customXml" ds:itemID="{6CAE7A5B-DC35-4125-953C-5EED55098610}">
   <ds:schemaRefs>
     <ds:schemaRef ds:uri="http://schemas.microsoft.com/office/2006/metadata/contentType"/>
@@ -15943,27 +16262,19 @@
 </ds:datastoreItem>
 </file>
 
-<file path=customXml/itemProps3.xml><?xml version="1.0" encoding="utf-8"?>
-<ds:datastoreItem xmlns:ds="http://schemas.openxmlformats.org/officeDocument/2006/customXml" ds:itemID="{67F6BED2-75F9-4FDA-8189-435F13C27761}">
+<file path=customXml/itemProps4.xml><?xml version="1.0" encoding="utf-8"?>
+<ds:datastoreItem xmlns:ds="http://schemas.openxmlformats.org/officeDocument/2006/customXml" ds:itemID="{0E496BDE-77D4-4DE8-A355-4BBF47BF658F}">
   <ds:schemaRefs>
-    <ds:schemaRef ds:uri="http://schemas.openxmlformats.org/officeDocument/2006/bibliography"/>
+    <ds:schemaRef ds:uri="http://schemas.microsoft.com/sharepoint/v3/contenttype/forms"/>
   </ds:schemaRefs>
 </ds:datastoreItem>
 </file>
 
-<file path=customXml/itemProps4.xml><?xml version="1.0" encoding="utf-8"?>
+<file path=customXml/itemProps5.xml><?xml version="1.0" encoding="utf-8"?>
 <ds:datastoreItem xmlns:ds="http://schemas.openxmlformats.org/officeDocument/2006/customXml" ds:itemID="{A17B9B21-2CA4-4AC9-ADED-851AF9B14C56}">
   <ds:schemaRefs>
     <ds:schemaRef ds:uri="http://schemas.microsoft.com/office/2006/metadata/properties"/>
     <ds:schemaRef ds:uri="http://schemas.microsoft.com/office/infopath/2007/PartnerControls"/>
   </ds:schemaRefs>
 </ds:datastoreItem>
-</file>
-
-<file path=customXml/itemProps5.xml><?xml version="1.0" encoding="utf-8"?>
-<ds:datastoreItem xmlns:ds="http://schemas.openxmlformats.org/officeDocument/2006/customXml" ds:itemID="{0E496BDE-77D4-4DE8-A355-4BBF47BF658F}">
-  <ds:schemaRefs>
-    <ds:schemaRef ds:uri="http://schemas.microsoft.com/sharepoint/v3/contenttype/forms"/>
-  </ds:schemaRefs>
-</ds:datastoreItem>
 </file>
--- a/contract/template/Ballroom_YEP_package2_lunch.docx
+++ b/contract/template/Ballroom_YEP_package2_lunch.docx
@@ -4897,7 +4897,7 @@
                 <w:szCs w:val="23"/>
                 <w:shd w:val="clear" w:color="auto" w:fill="FFFFFF"/>
               </w:rPr>
-              <w:t>{{client_office_address_vi}}</w:t>
+              <w:t>{{client_address_vi}}</w:t>
             </w:r>
           </w:p>
         </w:tc>

--- a/contract/template/Ballroom_YEP_package2_lunch.docx
+++ b/contract/template/Ballroom_YEP_package2_lunch.docx
@@ -1288,15 +1288,15 @@
           <w:szCs w:val="22"/>
           <w:lang w:val="en-US"/>
         </w:rPr>
-        <w:t>r. Jung Hyun</w:t>
-      </w:r>
-      <w:r>
-        <w:rPr>
-          <w:rFonts w:asciiTheme="minorHAnsi" w:hAnsiTheme="minorHAnsi" w:cstheme="minorHAnsi"/>
-          <w:szCs w:val="22"/>
-          <w:lang w:val="en-US"/>
-        </w:rPr>
-        <w:t xml:space="preserve"> Oh</w:t>
+        <w:t>r. Oh Jung Hyun</w:t>
+      </w:r>
+      <w:r>
+        <w:rPr>
+          <w:rFonts w:asciiTheme="minorHAnsi" w:hAnsiTheme="minorHAnsi" w:cstheme="minorHAnsi"/>
+          <w:szCs w:val="22"/>
+          <w:lang w:val="en-US"/>
+        </w:rPr>
+        <w:t xml:space="preserve"/>
       </w:r>
     </w:p>
     <w:p>
@@ -1387,17 +1387,17 @@
           <w:iCs/>
           <w:szCs w:val="22"/>
         </w:rPr>
-        <w:t>Jung Hyun</w:t>
-      </w:r>
-      <w:r>
-        <w:rPr>
-          <w:rFonts w:asciiTheme="minorHAnsi" w:hAnsiTheme="minorHAnsi" w:cstheme="minorHAnsi"/>
-          <w:bCs/>
-          <w:i/>
-          <w:iCs/>
-          <w:szCs w:val="22"/>
-        </w:rPr>
-        <w:t xml:space="preserve"> Oh</w:t>
+        <w:t>Oh Jung Hyun</w:t>
+      </w:r>
+      <w:r>
+        <w:rPr>
+          <w:rFonts w:asciiTheme="minorHAnsi" w:hAnsiTheme="minorHAnsi" w:cstheme="minorHAnsi"/>
+          <w:bCs/>
+          <w:i/>
+          <w:iCs/>
+          <w:szCs w:val="22"/>
+        </w:rPr>
+        <w:t xml:space="preserve"/>
       </w:r>
     </w:p>
     <w:p>
@@ -9546,7 +9546,7 @@
                 <w:sz w:val="22"/>
                 <w:szCs w:val="22"/>
               </w:rPr>
-              <w:t>Jung Hyun</w:t>
+              <w:t>Oh Jung Hyun</w:t>
             </w:r>
             <w:r>
               <w:rPr>
@@ -9556,7 +9556,7 @@
                 <w:sz w:val="22"/>
                 <w:szCs w:val="22"/>
               </w:rPr>
-              <w:t xml:space="preserve"> </w:t>
+              <w:t xml:space="preserve"/>
             </w:r>
             <w:r>
               <w:rPr>
@@ -9566,7 +9566,7 @@
                 <w:sz w:val="22"/>
                 <w:szCs w:val="22"/>
               </w:rPr>
-              <w:t>Oh</w:t>
+              <w:t/>
             </w:r>
           </w:p>
           <w:p>

--- a/contract/template/Ballroom_YEP_package2_lunch.docx
+++ b/contract/template/Ballroom_YEP_package2_lunch.docx
@@ -4726,6 +4726,17 @@
                 <w:szCs w:val="23"/>
               </w:rPr>
             </w:pPr>
+            <w:r>
+              <w:rPr>
+                <w:rFonts w:asciiTheme="minorHAnsi" w:eastAsia="PMingLiU" w:hAnsiTheme="minorHAnsi" w:cstheme="minorHAnsi"/>
+                <w:b/>
+                <w:noProof/>
+                <w:color w:val="FFFFFF" w:themeColor="background1"/>
+                <w:sz w:val="23"/>
+                <w:szCs w:val="23"/>
+              </w:rPr>
+              <w:t>{{name_for_attention_of}}</w:t>
+            </w:r>
           </w:p>
         </w:tc>
       </w:tr>
@@ -5060,6 +5071,18 @@
                 <w:lang w:val="en-US"/>
               </w:rPr>
             </w:pPr>
+            <w:r>
+              <w:rPr>
+                <w:rFonts w:asciiTheme="minorHAnsi" w:hAnsiTheme="minorHAnsi" w:cstheme="minorHAnsi"/>
+                <w:i/>
+                <w:iCs/>
+                <w:color w:val="000000"/>
+                <w:sz w:val="23"/>
+                <w:szCs w:val="23"/>
+                <w:lang w:val="en-US"/>
+              </w:rPr>
+              <w:t>{{client_mobile_phone}}</w:t>
+            </w:r>
           </w:p>
         </w:tc>
       </w:tr>
@@ -5110,6 +5133,17 @@
                 <w:lang w:val="en-US"/>
               </w:rPr>
             </w:pPr>
+            <w:r>
+              <w:rPr>
+                <w:rFonts w:asciiTheme="minorHAnsi" w:hAnsiTheme="minorHAnsi" w:cstheme="minorHAnsi"/>
+                <w:i/>
+                <w:iCs/>
+                <w:sz w:val="23"/>
+                <w:szCs w:val="23"/>
+                <w:lang w:val="en-US"/>
+              </w:rPr>
+              <w:t>{{client_email}}</w:t>
+            </w:r>
           </w:p>
         </w:tc>
       </w:tr>

--- a/contract/template/Ballroom_YEP_package2_lunch.docx
+++ b/contract/template/Ballroom_YEP_package2_lunch.docx
@@ -274,6 +274,8 @@
             <w:r>
               <w:rPr>
                 <w:rFonts w:asciiTheme="minorHAnsi" w:hAnsiTheme="minorHAnsi" w:cstheme="minorHAnsi"/>
+                <w:b/>
+                <w:bCs/>
                 <w:sz w:val="23"/>
                 <w:szCs w:val="23"/>
               </w:rPr>
@@ -2208,6 +2210,8 @@
       <w:r>
         <w:rPr>
           <w:rFonts w:asciiTheme="minorHAnsi" w:hAnsiTheme="minorHAnsi" w:cstheme="minorHAnsi"/>
+          <w:b/>
+          <w:bCs/>
           <w:i/>
           <w:iCs/>
           <w:sz w:val="23"/>
